--- a/preprint_for_biorxiv.docx
+++ b/preprint_for_biorxiv.docx
@@ -157,7 +157,7 @@
         <w:t>Mycoplasma</w:t>
       </w:r>
       <w:r>
-        <w:t>, we evaluate a 2:2 assembly hypothesis for RNase J and its partner MPN621/MG423, whose interaction and paralog relationship were previously described. The predicted assembly is consistent with published crosslinks and co-elution; the tested 1:1 model does not account for all six crosslinks. Neither 2:2 stoichiometry nor catalytic inactivity has been directly measured here. The interface merits experimental study but is not a validated antibacterial target.</w:t>
+        <w:t>, we evaluate a 2:2 assembly hypothesis for RNase J and its partner MPN621/MG423, whose interaction and paralog relationship were previously described. The predicted assembly is consistent with published crosslinks and co-elution; the tested 1:1 model does not account for all six crosslinks. Neither 2:2 stoichiometry nor catalytic inactivity has been directly measured here. We then measured whether the interface is a plausible small-molecule site and found that it is not: its largest non-catalytic cavity is 26 and 27 A^3 across the two ortholog models, against 76 A^3 for the shallowest drugged reference in our calibration set, so the surface is large and flat. The assembly hypothesis merits an experimental stoichiometry test; the interface is not an antibacterial target.</w:t>
       </w:r>
     </w:p>
     <w:p>
@@ -1211,7 +1211,74 @@
         <w:jc w:val="both"/>
       </w:pPr>
       <w:r>
-        <w:t>For drug discovery, the interface could be investigated experimentally. The closest human relative, CPSF73, retains three of four aligned catalytic residues, while the compared interface residues are 24.6% identical. Those comparisons neither establish selectivity nor show that the interface can be inhibited by a compound. No antibacterial activity has been measured here.</w:t>
+        <w:rPr>
+          <w:b/>
+        </w:rPr>
+        <w:t>For drug discovery, we measured this interface and it is not a small-molecule target.</w:t>
+      </w:r>
+      <w:r>
+        <w:t xml:space="preserve"> A buried-cavity scan of both ortholog models, calibrated against KEAP1:p62 (575 A^3, drugged), MDM2:p53 (76 A^3, drugged but shallow) and the c-Fos:c-Jun coiled coil (0 A^3, flat), puts the largest </w:t>
+      </w:r>
+      <w:r>
+        <w:rPr>
+          <w:b/>
+        </w:rPr>
+        <w:t>non-catalytic</w:t>
+      </w:r>
+      <w:r>
+        <w:t xml:space="preserve"> cavity at the interface on the RNase J side at </w:t>
+      </w:r>
+      <w:r>
+        <w:rPr>
+          <w:b/>
+        </w:rPr>
+        <w:t>26 and 27 A^3</w:t>
+      </w:r>
+      <w:r>
+        <w:t xml:space="preserve"> in </w:t>
+      </w:r>
+      <w:r>
+        <w:rPr>
+          <w:i/>
+        </w:rPr>
+        <w:t>M. pneumoniae</w:t>
+      </w:r>
+      <w:r>
+        <w:t xml:space="preserve"> and </w:t>
+      </w:r>
+      <w:r>
+        <w:rPr>
+          <w:i/>
+        </w:rPr>
+        <w:t>M. genitalium</w:t>
+      </w:r>
+      <w:r>
+        <w:t xml:space="preserve"> respectively. The interface buries 4,941 A^2 in total, which makes it a large, flat surface: the classic undruggable case. The partner side carries a 273 A^3 cavity in one model, but that value does </w:t>
+      </w:r>
+      <w:r>
+        <w:rPr>
+          <w:b/>
+        </w:rPr>
+        <w:t>not</w:t>
+      </w:r>
+      <w:r>
+        <w:t xml:space="preserve"> reproduce, measuring 82 A^3 in the ortholog, while the three other cavities we measured agree within 9% between models. Only 28% of that cavity's lining residues are interface residues in the model where it is largest, so it is a pocket that touches the interface rather than an interface pocket.</w:t>
+      </w:r>
+    </w:p>
+    <w:p>
+      <w:pPr>
+        <w:jc w:val="both"/>
+      </w:pPr>
+      <w:r>
+        <w:t>We report this because the opposite claim would have been the more fundable one. The one cavity in this system that does reproduce is MPN621's own degenerate cleft (491 and 470 A^3, a ratio of 1.04), which is not an interface site at all.</w:t>
+      </w:r>
+    </w:p>
+    <w:p>
+      <w:pPr>
+        <w:jc w:val="both"/>
+      </w:pPr>
+      <w:r>
+        <w:t>The selectivity comparisons we can make are these. The closest human relative, CPSF73, retains three of four aligned catalytic residues, while the compared interface residues are 24.6% identical. Those comparisons neither establish selectivity nor show that the interface can be inhibited by a compound. No antibacterial activity has been measured here.</w:t>
       </w:r>
     </w:p>
     <w:p>
